--- a/Templates/Method of statement Template.docx
+++ b/Templates/Method of statement Template.docx
@@ -582,19 +582,68 @@
           <w:tab w:val="clear" w:pos="8640"/>
         </w:tabs>
         <w:rPr>
-          <w:b/>
-          <w:bCs/>
-          <w:sz w:val="24"/>
-          <w:u w:val="single"/>
-          <w:lang w:eastAsia="zh-CN"/>
-        </w:rPr>
-      </w:pPr>
-      <w:r>
-        <w:rPr>
-          <w:sz w:val="24"/>
-          <w:lang w:eastAsia="zh-CN"/>
-        </w:rPr>
-        <w:t>{{obstacles}}</w:t>
+          <w:sz w:val="24"/>
+          <w:lang w:eastAsia="zh-CN"/>
+        </w:rPr>
+      </w:pPr>
+      <w:r>
+        <w:rPr>
+          <w:sz w:val="24"/>
+          <w:lang w:eastAsia="zh-CN"/>
+        </w:rPr>
+        <w:t>Clear obstruction in way of working area and route to machine position</w:t>
+      </w:r>
+    </w:p>
+    <w:p>
+      <w:pPr>
+        <w:pStyle w:val="Header"/>
+        <w:tabs>
+          <w:tab w:val="clear" w:pos="4320"/>
+          <w:tab w:val="clear" w:pos="8640"/>
+        </w:tabs>
+        <w:rPr>
+          <w:sz w:val="24"/>
+          <w:lang w:eastAsia="zh-CN"/>
+        </w:rPr>
+      </w:pPr>
+      <w:r>
+        <w:rPr>
+          <w:sz w:val="24"/>
+          <w:lang w:eastAsia="zh-CN"/>
+        </w:rPr>
+        <w:t xml:space="preserve">Barricade operation area to prevent </w:t>
+      </w:r>
+      <w:proofErr w:type="gramStart"/>
+      <w:r>
+        <w:rPr>
+          <w:sz w:val="24"/>
+          <w:lang w:eastAsia="zh-CN"/>
+        </w:rPr>
+        <w:t>persons</w:t>
+      </w:r>
+      <w:proofErr w:type="gramEnd"/>
+      <w:r>
+        <w:rPr>
+          <w:sz w:val="24"/>
+          <w:lang w:eastAsia="zh-CN"/>
+        </w:rPr>
+        <w:t xml:space="preserve"> who are not involved </w:t>
+      </w:r>
+      <w:proofErr w:type="gramStart"/>
+      <w:r>
+        <w:rPr>
+          <w:sz w:val="24"/>
+          <w:lang w:eastAsia="zh-CN"/>
+        </w:rPr>
+        <w:t>enter</w:t>
+      </w:r>
+      <w:proofErr w:type="gramEnd"/>
+      <w:r>
+        <w:rPr>
+          <w:sz w:val="24"/>
+          <w:lang w:eastAsia="zh-CN"/>
+        </w:rPr>
+        <w:t xml:space="preserve"> unintentionally</w:t>
       </w:r>
     </w:p>
     <w:p>
@@ -650,6 +699,71 @@
           <w:tab w:val="clear" w:pos="8640"/>
         </w:tabs>
         <w:rPr>
+          <w:sz w:val="24"/>
+          <w:lang w:eastAsia="zh-CN"/>
+        </w:rPr>
+      </w:pPr>
+      <w:r>
+        <w:rPr>
+          <w:sz w:val="24"/>
+          <w:lang w:eastAsia="zh-CN"/>
+        </w:rPr>
+        <w:t xml:space="preserve">No operation will be </w:t>
+      </w:r>
+      <w:proofErr w:type="gramStart"/>
+      <w:r>
+        <w:rPr>
+          <w:sz w:val="24"/>
+          <w:lang w:eastAsia="zh-CN"/>
+        </w:rPr>
+        <w:t>carry</w:t>
+      </w:r>
+      <w:proofErr w:type="gramEnd"/>
+      <w:r>
+        <w:rPr>
+          <w:sz w:val="24"/>
+          <w:lang w:eastAsia="zh-CN"/>
+        </w:rPr>
+        <w:t xml:space="preserve"> out on heavy rain, thunderstorms and lightning weather</w:t>
+      </w:r>
+    </w:p>
+    <w:p>
+      <w:pPr>
+        <w:pStyle w:val="Header"/>
+        <w:tabs>
+          <w:tab w:val="clear" w:pos="4320"/>
+          <w:tab w:val="clear" w:pos="8640"/>
+        </w:tabs>
+        <w:rPr>
+          <w:sz w:val="24"/>
+          <w:lang w:eastAsia="zh-CN"/>
+        </w:rPr>
+      </w:pPr>
+      <w:r>
+        <w:rPr>
+          <w:sz w:val="24"/>
+          <w:lang w:eastAsia="zh-CN"/>
+        </w:rPr>
+        <w:t xml:space="preserve">All debris will be clear and </w:t>
+      </w:r>
+      <w:proofErr w:type="gramStart"/>
+      <w:r>
+        <w:rPr>
+          <w:sz w:val="24"/>
+          <w:lang w:eastAsia="zh-CN"/>
+        </w:rPr>
+        <w:t>dispose</w:t>
+      </w:r>
+      <w:proofErr w:type="gramEnd"/>
+    </w:p>
+    <w:p>
+      <w:pPr>
+        <w:pStyle w:val="Header"/>
+        <w:tabs>
+          <w:tab w:val="clear" w:pos="4320"/>
+          <w:tab w:val="clear" w:pos="8640"/>
+        </w:tabs>
+        <w:rPr>
           <w:b/>
           <w:bCs/>
           <w:sz w:val="32"/>
@@ -663,13 +777,6 @@
           <w:sz w:val="24"/>
           <w:lang w:eastAsia="zh-CN"/>
         </w:rPr>
-        <w:t>{{environment}}</w:t>
-      </w:r>
-      <w:r>
-        <w:rPr>
-          <w:sz w:val="24"/>
-          <w:lang w:eastAsia="zh-CN"/>
-        </w:rPr>
         <w:br/>
       </w:r>
     </w:p>
@@ -714,23 +821,7 @@
           <w:sz w:val="24"/>
           <w:lang w:eastAsia="zh-CN"/>
         </w:rPr>
-        <w:t>{{</w:t>
-      </w:r>
-      <w:proofErr w:type="spellStart"/>
-      <w:r>
-        <w:rPr>
-          <w:sz w:val="24"/>
-          <w:lang w:eastAsia="zh-CN"/>
-        </w:rPr>
-        <w:t>lifting_crew</w:t>
-      </w:r>
-      <w:proofErr w:type="spellEnd"/>
-      <w:r>
-        <w:rPr>
-          <w:sz w:val="24"/>
-          <w:lang w:eastAsia="zh-CN"/>
-        </w:rPr>
-        <w:t>}}</w:t>
+        <w:t xml:space="preserve">M.O.M certified lifting supervisor, rigger, signalman and lorry loader operator will be involved in this operation </w:t>
       </w:r>
     </w:p>
     <w:p>
@@ -770,7 +861,174 @@
           <w:u w:val="single"/>
           <w:lang w:eastAsia="zh-CN"/>
         </w:rPr>
+        <w:lastRenderedPageBreak/>
         <w:t>Safety Aspect</w:t>
+      </w:r>
+    </w:p>
+    <w:p>
+      <w:pPr>
+        <w:pStyle w:val="Header"/>
+        <w:tabs>
+          <w:tab w:val="clear" w:pos="4320"/>
+          <w:tab w:val="clear" w:pos="8640"/>
+        </w:tabs>
+        <w:rPr>
+          <w:sz w:val="24"/>
+          <w:lang w:eastAsia="zh-CN"/>
+        </w:rPr>
+      </w:pPr>
+      <w:r>
+        <w:rPr>
+          <w:sz w:val="24"/>
+          <w:lang w:eastAsia="zh-CN"/>
+        </w:rPr>
+        <w:t>Access to be restricted to the site area, be cordoned off with safety cones, red/white tape and lifting in operation signage</w:t>
+      </w:r>
+    </w:p>
+    <w:p>
+      <w:pPr>
+        <w:pStyle w:val="Header"/>
+        <w:tabs>
+          <w:tab w:val="clear" w:pos="4320"/>
+          <w:tab w:val="clear" w:pos="8640"/>
+        </w:tabs>
+        <w:rPr>
+          <w:sz w:val="24"/>
+          <w:lang w:eastAsia="zh-CN"/>
+        </w:rPr>
+      </w:pPr>
+      <w:r>
+        <w:rPr>
+          <w:sz w:val="24"/>
+          <w:lang w:eastAsia="zh-CN"/>
+        </w:rPr>
+        <w:t xml:space="preserve">All personnel </w:t>
+      </w:r>
+      <w:proofErr w:type="gramStart"/>
+      <w:r>
+        <w:rPr>
+          <w:sz w:val="24"/>
+          <w:lang w:eastAsia="zh-CN"/>
+        </w:rPr>
+        <w:t>have to</w:t>
+      </w:r>
+      <w:proofErr w:type="gramEnd"/>
+      <w:r>
+        <w:rPr>
+          <w:sz w:val="24"/>
+          <w:lang w:eastAsia="zh-CN"/>
+        </w:rPr>
+        <w:t xml:space="preserve"> ensure that risk control </w:t>
+      </w:r>
+      <w:proofErr w:type="gramStart"/>
+      <w:r>
+        <w:rPr>
+          <w:sz w:val="24"/>
+          <w:lang w:eastAsia="zh-CN"/>
+        </w:rPr>
+        <w:t>are</w:t>
+      </w:r>
+      <w:proofErr w:type="gramEnd"/>
+      <w:r>
+        <w:rPr>
+          <w:sz w:val="24"/>
+          <w:lang w:eastAsia="zh-CN"/>
+        </w:rPr>
+        <w:t xml:space="preserve"> known and supervisor </w:t>
+      </w:r>
+      <w:proofErr w:type="gramStart"/>
+      <w:r>
+        <w:rPr>
+          <w:sz w:val="24"/>
+          <w:lang w:eastAsia="zh-CN"/>
+        </w:rPr>
+        <w:t>has to</w:t>
+      </w:r>
+      <w:proofErr w:type="gramEnd"/>
+      <w:r>
+        <w:rPr>
+          <w:sz w:val="24"/>
+          <w:lang w:eastAsia="zh-CN"/>
+        </w:rPr>
+        <w:t xml:space="preserve"> ensure that risk control </w:t>
+      </w:r>
+      <w:proofErr w:type="gramStart"/>
+      <w:r>
+        <w:rPr>
+          <w:sz w:val="24"/>
+          <w:lang w:eastAsia="zh-CN"/>
+        </w:rPr>
+        <w:t>are</w:t>
+      </w:r>
+      <w:proofErr w:type="gramEnd"/>
+      <w:r>
+        <w:rPr>
+          <w:sz w:val="24"/>
+          <w:lang w:eastAsia="zh-CN"/>
+        </w:rPr>
+        <w:t xml:space="preserve"> in placed                                                                                                                            </w:t>
+      </w:r>
+      <w:r>
+        <w:rPr>
+          <w:rFonts w:hint="eastAsia"/>
+          <w:sz w:val="24"/>
+          <w:lang w:eastAsia="zh-CN"/>
+        </w:rPr>
+        <w:t xml:space="preserve">All our workers are fully </w:t>
+      </w:r>
+      <w:proofErr w:type="gramStart"/>
+      <w:r>
+        <w:rPr>
+          <w:rFonts w:hint="eastAsia"/>
+          <w:sz w:val="24"/>
+          <w:lang w:eastAsia="zh-CN"/>
+        </w:rPr>
+        <w:t>equip</w:t>
+      </w:r>
+      <w:proofErr w:type="gramEnd"/>
+      <w:r>
+        <w:rPr>
+          <w:rFonts w:hint="eastAsia"/>
+          <w:sz w:val="24"/>
+          <w:lang w:eastAsia="zh-CN"/>
+        </w:rPr>
+        <w:t xml:space="preserve"> with standard P.P.E. (safety shoe, </w:t>
+      </w:r>
+      <w:r>
+        <w:rPr>
+          <w:sz w:val="24"/>
+          <w:lang w:eastAsia="zh-CN"/>
+        </w:rPr>
+        <w:t xml:space="preserve">safety </w:t>
+      </w:r>
+      <w:r>
+        <w:rPr>
+          <w:rFonts w:hint="eastAsia"/>
+          <w:sz w:val="24"/>
+          <w:lang w:eastAsia="zh-CN"/>
+        </w:rPr>
+        <w:t>helmet)</w:t>
+      </w:r>
+    </w:p>
+    <w:p>
+      <w:pPr>
+        <w:pStyle w:val="Header"/>
+        <w:tabs>
+          <w:tab w:val="clear" w:pos="4320"/>
+          <w:tab w:val="clear" w:pos="8640"/>
+        </w:tabs>
+        <w:rPr>
+          <w:sz w:val="24"/>
+          <w:lang w:eastAsia="zh-CN"/>
+        </w:rPr>
+      </w:pPr>
+      <w:r>
+        <w:rPr>
+          <w:rFonts w:hint="eastAsia"/>
+          <w:sz w:val="24"/>
+          <w:lang w:eastAsia="zh-CN"/>
+        </w:rPr>
+        <w:t>Lifting machine and lifting gear with M.O.M certificate</w:t>
       </w:r>
     </w:p>
     <w:p>
@@ -793,23 +1051,7 @@
           <w:sz w:val="24"/>
           <w:lang w:eastAsia="zh-CN"/>
         </w:rPr>
-        <w:t>{{</w:t>
-      </w:r>
-      <w:proofErr w:type="spellStart"/>
-      <w:r>
-        <w:rPr>
-          <w:sz w:val="24"/>
-          <w:lang w:eastAsia="zh-CN"/>
-        </w:rPr>
-        <w:t>safety_aspect</w:t>
-      </w:r>
-      <w:proofErr w:type="spellEnd"/>
-      <w:r>
-        <w:rPr>
-          <w:sz w:val="24"/>
-          <w:lang w:eastAsia="zh-CN"/>
-        </w:rPr>
-        <w:t>}}</w:t>
+        <w:t xml:space="preserve">Lifting operation are supervise by M.O.M certified lifting supervisor, rigger and signalman </w:t>
       </w:r>
     </w:p>
     <w:p>
@@ -861,7 +1103,6 @@
           <w:szCs w:val="32"/>
           <w:lang w:eastAsia="zh-CN"/>
         </w:rPr>
-        <w:lastRenderedPageBreak/>
         <w:t>Job Scope</w:t>
       </w:r>
     </w:p>

--- a/Templates/Method of statement Template.docx
+++ b/Templates/Method of statement Template.docx
@@ -101,23 +101,7 @@
           <w:sz w:val="24"/>
           <w:lang w:eastAsia="zh-CN"/>
         </w:rPr>
-        <w:t>{{</w:t>
-      </w:r>
-      <w:proofErr w:type="spellStart"/>
-      <w:r>
-        <w:rPr>
-          <w:sz w:val="24"/>
-          <w:lang w:eastAsia="zh-CN"/>
-        </w:rPr>
-        <w:t>description_of_work</w:t>
-      </w:r>
-      <w:proofErr w:type="spellEnd"/>
-      <w:r>
-        <w:rPr>
-          <w:sz w:val="24"/>
-          <w:lang w:eastAsia="zh-CN"/>
-        </w:rPr>
-        <w:t>}}</w:t>
+        <w:t>{{description_of_work}}</w:t>
       </w:r>
     </w:p>
     <w:p>
@@ -161,16 +145,6 @@
         </w:rPr>
         <w:t>Machine Spec</w:t>
       </w:r>
-      <w:r>
-        <w:rPr>
-          <w:b/>
-          <w:sz w:val="32"/>
-          <w:szCs w:val="32"/>
-          <w:u w:val="single"/>
-          <w:lang w:eastAsia="zh-CN"/>
-        </w:rPr>
-        <w:br/>
-      </w:r>
     </w:p>
     <w:p>
       <w:pPr>
@@ -191,25 +165,7 @@
           <w:szCs w:val="24"/>
           <w:lang w:eastAsia="zh-CN"/>
         </w:rPr>
-        <w:t>{{</w:t>
-      </w:r>
-      <w:proofErr w:type="spellStart"/>
-      <w:r>
-        <w:rPr>
-          <w:sz w:val="24"/>
-          <w:szCs w:val="24"/>
-          <w:lang w:eastAsia="zh-CN"/>
-        </w:rPr>
-        <w:t>machine_spec</w:t>
-      </w:r>
-      <w:proofErr w:type="spellEnd"/>
-      <w:r>
-        <w:rPr>
-          <w:sz w:val="24"/>
-          <w:szCs w:val="24"/>
-          <w:lang w:eastAsia="zh-CN"/>
-        </w:rPr>
-        <w:t>}}</w:t>
+        <w:t>{{machine_spec}}</w:t>
       </w:r>
       <w:r>
         <w:rPr>
@@ -274,23 +230,7 @@
           <w:sz w:val="24"/>
           <w:lang w:eastAsia="zh-CN"/>
         </w:rPr>
-        <w:t>{{</w:t>
-      </w:r>
-      <w:proofErr w:type="spellStart"/>
-      <w:r>
-        <w:rPr>
-          <w:sz w:val="24"/>
-          <w:lang w:eastAsia="zh-CN"/>
-        </w:rPr>
-        <w:t>risk_assessment_note</w:t>
-      </w:r>
-      <w:proofErr w:type="spellEnd"/>
-      <w:r>
-        <w:rPr>
-          <w:sz w:val="24"/>
-          <w:lang w:eastAsia="zh-CN"/>
-        </w:rPr>
-        <w:t>}}</w:t>
+        <w:t>Refer as attached</w:t>
       </w:r>
     </w:p>
     <w:p>
@@ -363,59 +303,27 @@
           <w:sz w:val="24"/>
           <w:lang w:eastAsia="zh-CN"/>
         </w:rPr>
-        <w:t>{{</w:t>
-      </w:r>
-      <w:proofErr w:type="spellStart"/>
-      <w:r>
-        <w:rPr>
-          <w:sz w:val="24"/>
-          <w:lang w:eastAsia="zh-CN"/>
-        </w:rPr>
-        <w:t>operation_date</w:t>
-      </w:r>
-      <w:proofErr w:type="spellEnd"/>
-      <w:r>
-        <w:rPr>
-          <w:sz w:val="24"/>
-          <w:lang w:eastAsia="zh-CN"/>
-        </w:rPr>
-        <w:t>}}</w:t>
-      </w:r>
-    </w:p>
-    <w:p>
-      <w:pPr>
-        <w:pStyle w:val="Header"/>
-        <w:tabs>
-          <w:tab w:val="clear" w:pos="4320"/>
-          <w:tab w:val="clear" w:pos="8640"/>
-        </w:tabs>
-        <w:rPr>
-          <w:sz w:val="24"/>
-          <w:lang w:eastAsia="zh-CN"/>
-        </w:rPr>
-      </w:pPr>
-      <w:r>
-        <w:rPr>
-          <w:sz w:val="24"/>
-          <w:lang w:eastAsia="zh-CN"/>
-        </w:rPr>
-        <w:t>{{</w:t>
-      </w:r>
-      <w:proofErr w:type="spellStart"/>
-      <w:r>
-        <w:rPr>
-          <w:sz w:val="24"/>
-          <w:lang w:eastAsia="zh-CN"/>
-        </w:rPr>
-        <w:t>operation_time</w:t>
-      </w:r>
-      <w:proofErr w:type="spellEnd"/>
-      <w:r>
-        <w:rPr>
-          <w:sz w:val="24"/>
-          <w:lang w:eastAsia="zh-CN"/>
-        </w:rPr>
-        <w:t>}}</w:t>
+        <w:t>{{operation_date}}</w:t>
+      </w:r>
+    </w:p>
+    <w:p>
+      <w:pPr>
+        <w:pStyle w:val="Header"/>
+        <w:tabs>
+          <w:tab w:val="clear" w:pos="4320"/>
+          <w:tab w:val="clear" w:pos="8640"/>
+        </w:tabs>
+        <w:rPr>
+          <w:sz w:val="24"/>
+          <w:lang w:eastAsia="zh-CN"/>
+        </w:rPr>
+      </w:pPr>
+      <w:r>
+        <w:rPr>
+          <w:sz w:val="24"/>
+          <w:lang w:eastAsia="zh-CN"/>
+        </w:rPr>
+        <w:t>{{operation_time}}</w:t>
       </w:r>
     </w:p>
     <w:p>
@@ -611,39 +519,7 @@
           <w:sz w:val="24"/>
           <w:lang w:eastAsia="zh-CN"/>
         </w:rPr>
-        <w:t xml:space="preserve">Barricade operation area to prevent </w:t>
-      </w:r>
-      <w:proofErr w:type="gramStart"/>
-      <w:r>
-        <w:rPr>
-          <w:sz w:val="24"/>
-          <w:lang w:eastAsia="zh-CN"/>
-        </w:rPr>
-        <w:t>persons</w:t>
-      </w:r>
-      <w:proofErr w:type="gramEnd"/>
-      <w:r>
-        <w:rPr>
-          <w:sz w:val="24"/>
-          <w:lang w:eastAsia="zh-CN"/>
-        </w:rPr>
-        <w:t xml:space="preserve"> who are not involved </w:t>
-      </w:r>
-      <w:proofErr w:type="gramStart"/>
-      <w:r>
-        <w:rPr>
-          <w:sz w:val="24"/>
-          <w:lang w:eastAsia="zh-CN"/>
-        </w:rPr>
-        <w:t>enter</w:t>
-      </w:r>
-      <w:proofErr w:type="gramEnd"/>
-      <w:r>
-        <w:rPr>
-          <w:sz w:val="24"/>
-          <w:lang w:eastAsia="zh-CN"/>
-        </w:rPr>
-        <w:t xml:space="preserve"> unintentionally</w:t>
+        <w:t>Barricade operation area to prevent persons who are not involved enter unintentionally</w:t>
       </w:r>
     </w:p>
     <w:p>
@@ -708,53 +584,28 @@
           <w:sz w:val="24"/>
           <w:lang w:eastAsia="zh-CN"/>
         </w:rPr>
-        <w:t xml:space="preserve">No operation will be </w:t>
-      </w:r>
-      <w:proofErr w:type="gramStart"/>
-      <w:r>
-        <w:rPr>
-          <w:sz w:val="24"/>
-          <w:lang w:eastAsia="zh-CN"/>
-        </w:rPr>
-        <w:t>carry</w:t>
-      </w:r>
-      <w:proofErr w:type="gramEnd"/>
-      <w:r>
-        <w:rPr>
-          <w:sz w:val="24"/>
-          <w:lang w:eastAsia="zh-CN"/>
-        </w:rPr>
-        <w:t xml:space="preserve"> out on heavy rain, thunderstorms and lightning weather</w:t>
-      </w:r>
-    </w:p>
-    <w:p>
-      <w:pPr>
-        <w:pStyle w:val="Header"/>
-        <w:tabs>
-          <w:tab w:val="clear" w:pos="4320"/>
-          <w:tab w:val="clear" w:pos="8640"/>
-        </w:tabs>
-        <w:rPr>
-          <w:sz w:val="24"/>
-          <w:lang w:eastAsia="zh-CN"/>
-        </w:rPr>
-      </w:pPr>
-      <w:r>
-        <w:rPr>
-          <w:sz w:val="24"/>
-          <w:lang w:eastAsia="zh-CN"/>
-        </w:rPr>
-        <w:t xml:space="preserve">All debris will be clear and </w:t>
-      </w:r>
-      <w:proofErr w:type="gramStart"/>
-      <w:r>
-        <w:rPr>
-          <w:sz w:val="24"/>
-          <w:lang w:eastAsia="zh-CN"/>
-        </w:rPr>
-        <w:t>dispose</w:t>
-      </w:r>
-      <w:proofErr w:type="gramEnd"/>
+        <w:t>No operation will be carry out on heavy rain, thunderstorms and lightning weather</w:t>
+      </w:r>
+    </w:p>
+    <w:p>
+      <w:pPr>
+        <w:pStyle w:val="Header"/>
+        <w:tabs>
+          <w:tab w:val="clear" w:pos="4320"/>
+          <w:tab w:val="clear" w:pos="8640"/>
+        </w:tabs>
+        <w:rPr>
+          <w:sz w:val="24"/>
+          <w:lang w:eastAsia="zh-CN"/>
+        </w:rPr>
+      </w:pPr>
+      <w:r>
+        <w:rPr>
+          <w:sz w:val="24"/>
+          <w:lang w:eastAsia="zh-CN"/>
+        </w:rPr>
+        <w:t>All debris will be clear and dispose</w:t>
+      </w:r>
     </w:p>
     <w:p>
       <w:pPr>
@@ -861,27 +712,27 @@
           <w:u w:val="single"/>
           <w:lang w:eastAsia="zh-CN"/>
         </w:rPr>
+        <w:t>Safety Aspect</w:t>
+      </w:r>
+    </w:p>
+    <w:p>
+      <w:pPr>
+        <w:pStyle w:val="Header"/>
+        <w:tabs>
+          <w:tab w:val="clear" w:pos="4320"/>
+          <w:tab w:val="clear" w:pos="8640"/>
+        </w:tabs>
+        <w:rPr>
+          <w:sz w:val="24"/>
+          <w:lang w:eastAsia="zh-CN"/>
+        </w:rPr>
+      </w:pPr>
+      <w:r>
+        <w:rPr>
+          <w:sz w:val="24"/>
+          <w:lang w:eastAsia="zh-CN"/>
+        </w:rPr>
         <w:lastRenderedPageBreak/>
-        <w:t>Safety Aspect</w:t>
-      </w:r>
-    </w:p>
-    <w:p>
-      <w:pPr>
-        <w:pStyle w:val="Header"/>
-        <w:tabs>
-          <w:tab w:val="clear" w:pos="4320"/>
-          <w:tab w:val="clear" w:pos="8640"/>
-        </w:tabs>
-        <w:rPr>
-          <w:sz w:val="24"/>
-          <w:lang w:eastAsia="zh-CN"/>
-        </w:rPr>
-      </w:pPr>
-      <w:r>
-        <w:rPr>
-          <w:sz w:val="24"/>
-          <w:lang w:eastAsia="zh-CN"/>
-        </w:rPr>
         <w:t>Access to be restricted to the site area, be cordoned off with safety cones, red/white tape and lifting in operation signage</w:t>
       </w:r>
     </w:p>
@@ -902,71 +753,7 @@
           <w:sz w:val="24"/>
           <w:lang w:eastAsia="zh-CN"/>
         </w:rPr>
-        <w:t xml:space="preserve">All personnel </w:t>
-      </w:r>
-      <w:proofErr w:type="gramStart"/>
-      <w:r>
-        <w:rPr>
-          <w:sz w:val="24"/>
-          <w:lang w:eastAsia="zh-CN"/>
-        </w:rPr>
-        <w:t>have to</w:t>
-      </w:r>
-      <w:proofErr w:type="gramEnd"/>
-      <w:r>
-        <w:rPr>
-          <w:sz w:val="24"/>
-          <w:lang w:eastAsia="zh-CN"/>
-        </w:rPr>
-        <w:t xml:space="preserve"> ensure that risk control </w:t>
-      </w:r>
-      <w:proofErr w:type="gramStart"/>
-      <w:r>
-        <w:rPr>
-          <w:sz w:val="24"/>
-          <w:lang w:eastAsia="zh-CN"/>
-        </w:rPr>
-        <w:t>are</w:t>
-      </w:r>
-      <w:proofErr w:type="gramEnd"/>
-      <w:r>
-        <w:rPr>
-          <w:sz w:val="24"/>
-          <w:lang w:eastAsia="zh-CN"/>
-        </w:rPr>
-        <w:t xml:space="preserve"> known and supervisor </w:t>
-      </w:r>
-      <w:proofErr w:type="gramStart"/>
-      <w:r>
-        <w:rPr>
-          <w:sz w:val="24"/>
-          <w:lang w:eastAsia="zh-CN"/>
-        </w:rPr>
-        <w:t>has to</w:t>
-      </w:r>
-      <w:proofErr w:type="gramEnd"/>
-      <w:r>
-        <w:rPr>
-          <w:sz w:val="24"/>
-          <w:lang w:eastAsia="zh-CN"/>
-        </w:rPr>
-        <w:t xml:space="preserve"> ensure that risk control </w:t>
-      </w:r>
-      <w:proofErr w:type="gramStart"/>
-      <w:r>
-        <w:rPr>
-          <w:sz w:val="24"/>
-          <w:lang w:eastAsia="zh-CN"/>
-        </w:rPr>
-        <w:t>are</w:t>
-      </w:r>
-      <w:proofErr w:type="gramEnd"/>
-      <w:r>
-        <w:rPr>
-          <w:sz w:val="24"/>
-          <w:lang w:eastAsia="zh-CN"/>
-        </w:rPr>
-        <w:t xml:space="preserve"> in placed                                                                                                                            </w:t>
+        <w:t xml:space="preserve">All personnel have to ensure that risk control are known and supervisor has to ensure that risk control are in placed                                                                                                                            </w:t>
       </w:r>
       <w:r>
         <w:rPr>
@@ -974,25 +761,7 @@
           <w:sz w:val="24"/>
           <w:lang w:eastAsia="zh-CN"/>
         </w:rPr>
-        <w:t xml:space="preserve">All our workers are fully </w:t>
-      </w:r>
-      <w:proofErr w:type="gramStart"/>
-      <w:r>
-        <w:rPr>
-          <w:rFonts w:hint="eastAsia"/>
-          <w:sz w:val="24"/>
-          <w:lang w:eastAsia="zh-CN"/>
-        </w:rPr>
-        <w:t>equip</w:t>
-      </w:r>
-      <w:proofErr w:type="gramEnd"/>
-      <w:r>
-        <w:rPr>
-          <w:rFonts w:hint="eastAsia"/>
-          <w:sz w:val="24"/>
-          <w:lang w:eastAsia="zh-CN"/>
-        </w:rPr>
-        <w:t xml:space="preserve"> with standard P.P.E. (safety shoe, </w:t>
+        <w:t xml:space="preserve">All our workers are fully equip with standard P.P.E. (safety shoe, </w:t>
       </w:r>
       <w:r>
         <w:rPr>
@@ -1123,23 +892,7 @@
           <w:sz w:val="24"/>
           <w:lang w:eastAsia="zh-CN"/>
         </w:rPr>
-        <w:t>{{</w:t>
-      </w:r>
-      <w:proofErr w:type="spellStart"/>
-      <w:r>
-        <w:rPr>
-          <w:sz w:val="24"/>
-          <w:lang w:eastAsia="zh-CN"/>
-        </w:rPr>
-        <w:t>job_scope</w:t>
-      </w:r>
-      <w:proofErr w:type="spellEnd"/>
-      <w:r>
-        <w:rPr>
-          <w:sz w:val="24"/>
-          <w:lang w:eastAsia="zh-CN"/>
-        </w:rPr>
-        <w:t>}}</w:t>
+        <w:t>{{job_scope}}</w:t>
       </w:r>
     </w:p>
     <w:p>
@@ -1226,23 +979,7 @@
           <w:sz w:val="24"/>
           <w:szCs w:val="24"/>
         </w:rPr>
-        <w:t>{{</w:t>
-      </w:r>
-      <w:proofErr w:type="spellStart"/>
-      <w:r>
-        <w:rPr>
-          <w:sz w:val="24"/>
-          <w:szCs w:val="24"/>
-        </w:rPr>
-        <w:t>prepared_by</w:t>
-      </w:r>
-      <w:proofErr w:type="spellEnd"/>
-      <w:r>
-        <w:rPr>
-          <w:sz w:val="24"/>
-          <w:szCs w:val="24"/>
-        </w:rPr>
-        <w:t>}}</w:t>
+        <w:t>{{prepared_by}}</w:t>
       </w:r>
       <w:r>
         <w:t xml:space="preserve">   </w:t>
@@ -1542,15 +1279,7 @@
       <w:t xml:space="preserve">No. </w:t>
     </w:r>
     <w:r>
-      <w:t xml:space="preserve">28 </w:t>
-    </w:r>
-    <w:proofErr w:type="spellStart"/>
-    <w:r>
-      <w:t>Kranji</w:t>
-    </w:r>
-    <w:proofErr w:type="spellEnd"/>
-    <w:r>
-      <w:t xml:space="preserve"> Loop #05-03 Singapore 739571</w:t>
+      <w:t>28 Kranji Loop #05-03 Singapore 739571</w:t>
     </w:r>
   </w:p>
   <w:p>
@@ -1558,13 +1287,8 @@
       <w:pStyle w:val="Header"/>
       <w:jc w:val="center"/>
     </w:pPr>
-    <w:proofErr w:type="gramStart"/>
     <w:r>
-      <w:t>Tel :</w:t>
-    </w:r>
-    <w:proofErr w:type="gramEnd"/>
-    <w:r>
-      <w:t xml:space="preserve"> </w:t>
+      <w:t xml:space="preserve">Tel : </w:t>
     </w:r>
     <w:r>
       <w:t>6</w:t>
@@ -1591,15 +1315,7 @@
       <w:jc w:val="center"/>
     </w:pPr>
     <w:r>
-      <w:t xml:space="preserve">GST Reg </w:t>
-    </w:r>
-    <w:proofErr w:type="gramStart"/>
-    <w:r>
-      <w:t>No. :</w:t>
-    </w:r>
-    <w:proofErr w:type="gramEnd"/>
-    <w:r>
-      <w:t xml:space="preserve"> M2-8923804 – 2</w:t>
+      <w:t>GST Reg No. : M2-8923804 – 2</w:t>
     </w:r>
   </w:p>
   <w:p>
@@ -1628,19 +1344,11 @@
         <w:sz w:val="22"/>
       </w:rPr>
     </w:pPr>
-    <w:proofErr w:type="gramStart"/>
     <w:r>
       <w:rPr>
         <w:sz w:val="22"/>
       </w:rPr>
-      <w:t>e-mail :</w:t>
-    </w:r>
-    <w:proofErr w:type="gramEnd"/>
-    <w:r>
-      <w:rPr>
-        <w:sz w:val="22"/>
-      </w:rPr>
-      <w:t xml:space="preserve"> ewmtpl@gmail.com</w:t>
+      <w:t>e-mail : ewmtpl@gmail.com</w:t>
     </w:r>
   </w:p>
 </w:hdr>
